--- a/tasks/docx/llm-docx-f6-accept-all-redlines/solution/contract-accepted.docx
+++ b/tasks/docx/llm-docx-f6-accept-all-redlines/solution/contract-accepted.docx
@@ -12,7 +12,13 @@
     </w:p>
     <w:p>
       <w:r>
-        <w:t xml:space="preserve">This Supply Agreement is entered into between Global Manufacturing Corp ("Supplier") and TechBuild Inc. ("Buyer").</w:t>
+        <w:t xml:space="preserve">This Supply Agreement is entered into between </w:t>
+      </w:r>
+      <w:r>
+        <w:t>Global Manufacturing Corp</w:t>
+      </w:r>
+      <w:r>
+        <w:t xml:space="preserve"> ("Supplier") and TechBuild Inc. ("Buyer").</w:t>
       </w:r>
     </w:p>
     <w:p>
@@ -25,7 +31,13 @@
     </w:p>
     <w:p>
       <w:r>
-        <w:t xml:space="preserve">Supplier shall deliver all goods within forty-five (45) calendar days of receipt of a purchase order.</w:t>
+        <w:t xml:space="preserve">Supplier shall deliver all goods within </w:t>
+      </w:r>
+      <w:r>
+        <w:t>forty-five (45)</w:t>
+      </w:r>
+      <w:r>
+        <w:t xml:space="preserve"> calendar days of receipt of a purchase order.</w:t>
       </w:r>
     </w:p>
     <w:p>
@@ -38,7 +50,13 @@
     </w:p>
     <w:p>
       <w:r>
-        <w:t xml:space="preserve">Supplier warrants that all goods shall be free from defects for a period of twenty-four (24) months from the date of delivery.</w:t>
+        <w:t xml:space="preserve">Supplier warrants that all goods shall be free from defects for a period of </w:t>
+      </w:r>
+      <w:r>
+        <w:t>twenty-four (24) months</w:t>
+      </w:r>
+      <w:r>
+        <w:t xml:space="preserve"> from the date of delivery.</w:t>
       </w:r>
     </w:p>
     <w:p>
@@ -51,7 +69,7 @@
     </w:p>
     <w:p>
       <w:r>
-        <w:t xml:space="preserve">Supplier may request a price adjustment no more than once per calendar year, with at least ninety (90) days written notice. Any increase shall not exceed the greater of 3% or the annual CPI change.</w:t>
+        <w:t>Supplier may request a price adjustment no more than once per calendar year, with at least ninety (90) days written notice. Any increase shall not exceed the greater of 3% or the annual CPI change.</w:t>
       </w:r>
     </w:p>
     <w:p>
@@ -64,12 +82,17 @@
     </w:p>
     <w:p>
       <w:r>
-        <w:t xml:space="preserve">Either party may terminate with ninety (90) days written notice.</w:t>
+        <w:t xml:space="preserve">Either party may terminate with </w:t>
+      </w:r>
+      <w:r>
+        <w:t>ninety (90)</w:t>
+      </w:r>
+      <w:r>
+        <w:t xml:space="preserve"> days written notice.</w:t>
       </w:r>
     </w:p>
     <w:sectPr>
       <w:pgSz w:w="12240" w:h="15840"/>
-      <w:pgMar w:top="1440" w:right="1440" w:bottom="1440" w:left="1440" w:header="720" w:footer="720" w:gutter="0"/>
     </w:sectPr>
   </w:body>
 </w:document>
